--- a/report_examples/1.INFORME_Atestado2.docx
+++ b/report_examples/1.INFORME_Atestado2.docx
@@ -9,42 +9,18 @@
     </w:p>
     <w:p>
       <w:r>
-        <w:t xml:space="preserve">Instructor: I01 </w:t>
-      </w:r>
-      <w:proofErr w:type="gramStart"/>
-      <w:r>
-        <w:t>Secretario</w:t>
-      </w:r>
-      <w:proofErr w:type="gramEnd"/>
-      <w:r>
-        <w:t xml:space="preserve">: S01 </w:t>
-      </w:r>
-    </w:p>
-    <w:p>
-      <w:r>
-        <w:t xml:space="preserve">Atestado </w:t>
-      </w:r>
-      <w:proofErr w:type="spellStart"/>
-      <w:r>
-        <w:t>nº</w:t>
-      </w:r>
-      <w:proofErr w:type="spellEnd"/>
-      <w:r>
-        <w:t xml:space="preserve">: A02/22 Dependencia: CENTRAL </w:t>
-      </w:r>
-    </w:p>
-    <w:p/>
-    <w:p>
-      <w:r>
-        <w:t xml:space="preserve">-- DILIGENCIA INICIAL: Se extiende en MALAGA, siendo las 14 horas 18 minutos del día 30 de </w:t>
-      </w:r>
-      <w:proofErr w:type="gramStart"/>
-      <w:r>
-        <w:t>Abril</w:t>
-      </w:r>
-      <w:proofErr w:type="gramEnd"/>
-      <w:r>
-        <w:t xml:space="preserve"> de 2022, por el Instructor y Secretario arriba mencionados, para HACER CONSTAR:</w:t>
+        <w:t xml:space="preserve">Instructor: I01 Secretario: S01 </w:t>
+      </w:r>
+    </w:p>
+    <w:p>
+      <w:r>
+        <w:t xml:space="preserve">Atestado nº: A02/22 Dependencia: CENTRAL </w:t>
+      </w:r>
+    </w:p>
+    <w:p/>
+    <w:p>
+      <w:r>
+        <w:t>-- DILIGENCIA INICIAL: Se extiende en MALAGA, siendo las 14 horas 18 minutos del día 30 de Abril de 2022, por el Instructor y Secretario arriba mencionados, para HACER CONSTAR:</w:t>
       </w:r>
     </w:p>
     <w:p>
@@ -55,15 +31,10 @@
         <w:t>continuación relacionados</w:t>
       </w:r>
       <w:r>
-        <w:t xml:space="preserve">; todo ello en relación a la intervención policial llevada a cabo en el Establecimiento PRIMARK, sito en Avenida Aurora (Centro Comercial Larios) de Málaga; por parte de los funcionarios policiales con carnés profesionales números P01 y P02, componentes de la dotación con indicativo Z-00 por la presunta comisión de un Delito Leve de Hurto el día 30-042022 a las 13:30 horas, solicitándose tramitación de Atestado policial, así como de señalamiento de J.I.D.L.; siendo dichos documentos:* Formulario Denuncia en Establecimiento Comercial "DENUNCIAS IN SITU", con número de Registro 01, en el que figuran los datos como DENUNCIANTE: V01, titular del DNI 000000001M número , nacido el 26/08/1992, con domicilio Avd. </w:t>
-      </w:r>
-      <w:proofErr w:type="spellStart"/>
-      <w:r>
-        <w:t>ZZZZy</w:t>
-      </w:r>
-      <w:proofErr w:type="spellEnd"/>
-      <w:r>
-        <w:t xml:space="preserve"> teléfono 0, el cuál es VIGILANTE DE SEGURIDAD con T.I.P. número 0, empleado de la compañía P.</w:t>
+        <w:t>; todo ello en relación a la intervención policial llevada a cabo en el Establecimiento PRIMARK, sito en Avenida Aurora (Centro Comercial Larios) de Málaga; por parte de los funcionarios policiales con carnés profesionales números P01 y P02, componentes de la dotación con indicativo Z-00 por la presunta comisión de un Delito Leve de Hurto el día 30-042022 a las 13:30 horas, solicitándose tramitación de Atestado policial, así como de señalamiento de J.I.D.L.; siendo dichos documentos</w:t>
+      </w:r>
+      <w:r>
+        <w:t>:* Formulario Denuncia en Establecimiento Comercial "DENUNCIAS IN SITU", con número de Registro 01, en el que figuran los datos como DENUNCIANTE: V01, titular del DNI 000000001M número , nacido el 26/08/1992, con domicilio Avd. ZZZZy teléfono 0, el cuál es VIGILANTE DE SEGURIDAD con T.I.P. número 0, empleado de la compañía P.</w:t>
       </w:r>
     </w:p>
     <w:p>
@@ -73,36 +44,18 @@
     </w:p>
     <w:p>
       <w:r>
-        <w:t>* Cédula de Citación e Información de Derechos por Delito Leve, como DENUNCIADA a nombre de D</w:t>
-      </w:r>
-      <w:proofErr w:type="gramStart"/>
-      <w:r>
-        <w:t>01 ,</w:t>
-      </w:r>
-      <w:proofErr w:type="gramEnd"/>
-      <w:r>
-        <w:t xml:space="preserve"> titular del DNI número 000000002N, nacida en Málaga el día 18-09-1989, con domicilio en la calle YYYYY </w:t>
-      </w:r>
-      <w:proofErr w:type="spellStart"/>
-      <w:r>
-        <w:t>nº</w:t>
-      </w:r>
-      <w:proofErr w:type="spellEnd"/>
-      <w:r>
-        <w:t xml:space="preserve"> 7, 2 D y teléfono de contacto 0.</w:t>
-      </w:r>
-    </w:p>
-    <w:p>
-      <w:r>
-        <w:t xml:space="preserve">* </w:t>
-      </w:r>
-      <w:proofErr w:type="gramStart"/>
-      <w:r>
-        <w:t>Ticket</w:t>
-      </w:r>
-      <w:proofErr w:type="gramEnd"/>
-      <w:r>
-        <w:t xml:space="preserve"> Valoración de los productos por importe total de 82,00 EUROS.</w:t>
+        <w:t>* Cédula de Citación e Información de Derechos por Delito Leve, como DENUNCIADA a nombre de D01 , titular del DNI número 000000002N, nacida en Málaga el día 18-09-1989, con domicilio en la calle YYYYY nº 7, 2 D y teléfono de contacto 0.</w:t>
+      </w:r>
+    </w:p>
+    <w:p>
+      <w:r>
+        <w:t xml:space="preserve">* Ticket Valoración de los productos </w:t>
+      </w:r>
+      <w:r>
+        <w:t xml:space="preserve">sustraídos </w:t>
+      </w:r>
+      <w:r>
+        <w:t>por importe total de 82,00 EUROS.</w:t>
       </w:r>
     </w:p>
     <w:p>
@@ -114,31 +67,13 @@
     <w:p/>
     <w:p>
       <w:r>
-        <w:t xml:space="preserve">-- DILIGENCIA DE SOLICITUD DE SEÑALAMIENTO DE J.I.D.L.: Se extiende para hacer constar que </w:t>
-      </w:r>
-      <w:proofErr w:type="gramStart"/>
-      <w:r>
-        <w:t>en relación al</w:t>
-      </w:r>
-      <w:proofErr w:type="gramEnd"/>
-      <w:r>
-        <w:t xml:space="preserve"> presente Atestado se </w:t>
-      </w:r>
-      <w:proofErr w:type="spellStart"/>
-      <w:r>
-        <w:t>solicitóseñalamiento</w:t>
-      </w:r>
-      <w:proofErr w:type="spellEnd"/>
-      <w:r>
-        <w:t xml:space="preserve"> de J.I.D.L., consignándose el próximo día 30-05-2022 a las 11:00 horas ante el Juzgado de Instrucción </w:t>
-      </w:r>
-      <w:proofErr w:type="spellStart"/>
-      <w:r>
-        <w:t>nº</w:t>
-      </w:r>
-      <w:proofErr w:type="spellEnd"/>
-      <w:r>
-        <w:t xml:space="preserve"> 5 (Sala 5ª) de los de Málaga. CONSTE Y CERTIFICO.</w:t>
+        <w:t>-- DILIGENCIA DE SOLICITUD DE SEÑALAMIENTO DE J.I.D.L.: Se extiende para hacer constar que en relación al presente Atestado se solicitó</w:t>
+      </w:r>
+      <w:r>
+        <w:t xml:space="preserve"> </w:t>
+      </w:r>
+      <w:r>
+        <w:t>señalamiento de J.I.D.L., consignándose el próximo día 30-05-2022 a las 11:00 horas ante el Juzgado de Instrucción nº 5 (Sala 5ª) de los de Málaga. CONSTE Y CERTIFICO.</w:t>
       </w:r>
     </w:p>
     <w:p/>
@@ -157,15 +92,7 @@
     <w:p/>
     <w:p>
       <w:r>
-        <w:t xml:space="preserve">-- DILIGENCIA DE REMISIÓN: En este estado las presentes se remiten a JUZGADO DE INSTRUCCIÓN </w:t>
-      </w:r>
-      <w:proofErr w:type="spellStart"/>
-      <w:r>
-        <w:t>Nº</w:t>
-      </w:r>
-      <w:proofErr w:type="spellEnd"/>
-      <w:r>
-        <w:t xml:space="preserve"> 0.</w:t>
+        <w:t>-- DILIGENCIA DE REMISIÓN: En este estado las presentes se remiten a JUZGADO DE INSTRUCCIÓN Nº 0.</w:t>
       </w:r>
     </w:p>
     <w:p/>
@@ -177,15 +104,7 @@
     <w:p/>
     <w:p>
       <w:r>
-        <w:t xml:space="preserve">-- Se adjuntan los siguientes </w:t>
-      </w:r>
-      <w:proofErr w:type="gramStart"/>
-      <w:r>
-        <w:t>documentos:*</w:t>
-      </w:r>
-      <w:proofErr w:type="gramEnd"/>
-      <w:r>
-        <w:t xml:space="preserve"> Formulario Denuncia en Establecimiento Comercial "DENUNCIAS IN SITU", con número de Registro 0, a nombre de V01 como DENUNCIANTE.</w:t>
+        <w:t>-- Se adjuntan los siguientes documentos:* Formulario Denuncia en Establecimiento Comercial "DENUNCIAS IN SITU", con número de Registro 0, a nombre de V01 como DENUNCIANTE.</w:t>
       </w:r>
     </w:p>
     <w:p>
@@ -200,34 +119,22 @@
     </w:p>
     <w:p>
       <w:r>
-        <w:t xml:space="preserve">* Ticket Valoración del </w:t>
-      </w:r>
-      <w:proofErr w:type="gramStart"/>
-      <w:r>
-        <w:t>producto .</w:t>
-      </w:r>
-      <w:proofErr w:type="gramEnd"/>
-    </w:p>
-    <w:p/>
-    <w:p>
-      <w:r>
-        <w:t xml:space="preserve">--- Se significa a V.I. que </w:t>
-      </w:r>
-      <w:proofErr w:type="gramStart"/>
-      <w:r>
-        <w:t>en relación al</w:t>
-      </w:r>
-      <w:proofErr w:type="gramEnd"/>
-      <w:r>
-        <w:t xml:space="preserve"> presente Atestado se solicitó señalamiento de J.I.D.L., consignándose el próximo día 30-05-2022 a las 11:00 horas ante el Juzgado de Instrucción </w:t>
-      </w:r>
-      <w:proofErr w:type="spellStart"/>
-      <w:r>
-        <w:t>nº</w:t>
-      </w:r>
-      <w:proofErr w:type="spellEnd"/>
-      <w:r>
-        <w:t xml:space="preserve"> 0de los de Málaga.</w:t>
+        <w:t>* Ticket Valoración de</w:t>
+      </w:r>
+      <w:r>
+        <w:t xml:space="preserve"> producto</w:t>
+      </w:r>
+      <w:r>
+        <w:t>s sustraídos</w:t>
+      </w:r>
+      <w:r>
+        <w:t>.</w:t>
+      </w:r>
+    </w:p>
+    <w:p/>
+    <w:p>
+      <w:r>
+        <w:t>--- Se significa a V.I. que en relación al presente Atestado se solicitó señalamiento de J.I.D.L., consignándose el próximo día 30-05-2022 a las 11:00 horas ante el Juzgado de Instrucción nº 0de los de Málaga.</w:t>
       </w:r>
     </w:p>
     <w:p>
@@ -723,9 +630,6 @@
     <w:pPr>
       <w:suppressLineNumbers/>
     </w:pPr>
-    <w:rPr>
-      <w:lang/>
-    </w:rPr>
   </w:style>
 </w:styles>
 </file>
